--- a/docs/Relief-Map-Concept-Document.docx
+++ b/docs/Relief-Map-Concept-Document.docx
@@ -77,7 +77,7 @@
           <w:sz w:val="20"/>
           <w:szCs w:val="20"/>
         </w:rPr>
-        <w:t xml:space="preserve"> helps UN personnel build cultural intelligence and recognise implicit bias before and during fieldwork. Learners start from an interactive map of UN field missions (sourced from unmissions.org), read their duty station's mandate and geographic scope, then practise short, realistic decisions linked to that context. Each choice gets immediate feedback that names the bias involved and shows a better approach. All scenarios are fictional, so no real community is stereotyped.</w:t>
+        <w:t xml:space="preserve"> helps UN personnel build cultural intelligence (Cultural Quotient, or CQ) and recognise implicit bias before and during fieldwork. Learners start from an interactive map of UN field missions (sourced from unmissions.org), read their duty station's mandate and geographic scope, then practise short, realistic decisions linked to that context. Each choice gets immediate feedback that names the bias involved and shows a better approach. All scenarios are fictional, so no real community is stereotyped.</w:t>
       </w:r>
     </w:p>
     <w:p>
@@ -1054,7 +1054,7 @@
           <w:sz w:val="15"/>
           <w:szCs w:val="15"/>
         </w:rPr>
-        <w:t xml:space="preserve">*Scores in the order Cultural Intelligence, Bias Awareness, Evidence, Do No Harm.</w:t>
+        <w:t xml:space="preserve">*Scores in the order Cultural Intelligence (CQ), Bias Awareness, Evidence, Do No Harm.</w:t>
       </w:r>
     </w:p>
     <w:p>
@@ -1131,7 +1131,7 @@
           <w:sz w:val="20"/>
           <w:szCs w:val="20"/>
         </w:rPr>
-        <w:t xml:space="preserve">Cultural Intelligence</w:t>
+        <w:t xml:space="preserve">Cultural Intelligence (CQ)</w:t>
       </w:r>
       <w:r>
         <w:rPr>

--- a/docs/Relief-Map-Concept-Document.docx
+++ b/docs/Relief-Map-Concept-Document.docx
@@ -77,7 +77,7 @@
           <w:sz w:val="20"/>
           <w:szCs w:val="20"/>
         </w:rPr>
-        <w:t xml:space="preserve"> helps UN personnel build cultural intelligence (Cultural Quotient, or CQ) and recognise implicit bias before and during fieldwork. Learners start from an interactive map of UN field missions (sourced from unmissions.org), read their duty station's mandate and geographic scope, then practise short, realistic decisions linked to that context. Each choice gets immediate feedback that names the bias involved and shows a better approach. All scenarios are fictional, so no real community is stereotyped.</w:t>
+        <w:t xml:space="preserve"> helps UN personnel build cultural intelligence (Cultural Quotient, or CQ) and recognize implicit bias before and during fieldwork. Learners start from an interactive map of UN field missions (sourced from unmissions.org), read their duty station's mandate and geographic scope, then practice short, realistic decisions linked to that context. Each choice gets immediate feedback that names the bias involved and shows a better approach. All scenarios are fictional, so no real community is stereotyped.</w:t>
       </w:r>
     </w:p>
     <w:p>
@@ -212,7 +212,7 @@
                 <w:sz w:val="18"/>
                 <w:szCs w:val="18"/>
               </w:rPr>
-              <w:t xml:space="preserve">3. Practise</w:t>
+              <w:t xml:space="preserve">3. Practice</w:t>
             </w:r>
           </w:p>
         </w:tc>
@@ -546,14 +546,14 @@
         </w:tblBorders>
       </w:tblPr>
       <w:tblGrid>
-        <w:gridCol w:w="3400"/>
-        <w:gridCol w:w="1600"/>
-        <w:gridCol w:w="5512"/>
+        <w:gridCol w:w="3150"/>
+        <w:gridCol w:w="1900"/>
+        <w:gridCol w:w="5462"/>
       </w:tblGrid>
       <w:tr>
         <w:tc>
           <w:tcPr>
-            <w:tcW w:type="dxa" w:w="3400"/>
+            <w:tcW w:type="dxa" w:w="3150"/>
             <w:tcBorders>
               <w:top w:val="single" w:color="D9DDE8" w:sz="4"/>
               <w:left w:val="single" w:color="D9DDE8" w:sz="4"/>
@@ -586,7 +586,7 @@
         </w:tc>
         <w:tc>
           <w:tcPr>
-            <w:tcW w:type="dxa" w:w="1600"/>
+            <w:tcW w:type="dxa" w:w="1900"/>
             <w:tcBorders>
               <w:top w:val="single" w:color="D9DDE8" w:sz="4"/>
               <w:left w:val="single" w:color="D9DDE8" w:sz="4"/>
@@ -619,7 +619,7 @@
         </w:tc>
         <w:tc>
           <w:tcPr>
-            <w:tcW w:type="dxa" w:w="5512"/>
+            <w:tcW w:type="dxa" w:w="5462"/>
             <w:tcBorders>
               <w:top w:val="single" w:color="D9DDE8" w:sz="4"/>
               <w:left w:val="single" w:color="D9DDE8" w:sz="4"/>
@@ -657,7 +657,7 @@
         </w:trPr>
         <w:tc>
           <w:tcPr>
-            <w:tcW w:type="dxa" w:w="3400"/>
+            <w:tcW w:type="dxa" w:w="3150"/>
             <w:tcBorders>
               <w:top w:val="single" w:color="D9DDE8" w:sz="4"/>
               <w:left w:val="single" w:color="D9DDE8" w:sz="4"/>
@@ -686,7 +686,7 @@
         </w:tc>
         <w:tc>
           <w:tcPr>
-            <w:tcW w:type="dxa" w:w="1600"/>
+            <w:tcW w:type="dxa" w:w="1900"/>
             <w:tcBorders>
               <w:top w:val="single" w:color="D9DDE8" w:sz="4"/>
               <w:left w:val="single" w:color="D9DDE8" w:sz="4"/>
@@ -715,7 +715,7 @@
         </w:tc>
         <w:tc>
           <w:tcPr>
-            <w:tcW w:type="dxa" w:w="5512"/>
+            <w:tcW w:type="dxa" w:w="5462"/>
             <w:tcBorders>
               <w:top w:val="single" w:color="D9DDE8" w:sz="4"/>
               <w:left w:val="single" w:color="D9DDE8" w:sz="4"/>
@@ -758,7 +758,7 @@
         </w:trPr>
         <w:tc>
           <w:tcPr>
-            <w:tcW w:type="dxa" w:w="3400"/>
+            <w:tcW w:type="dxa" w:w="3150"/>
             <w:tcBorders>
               <w:top w:val="single" w:color="D9DDE8" w:sz="4"/>
               <w:left w:val="single" w:color="D9DDE8" w:sz="4"/>
@@ -788,7 +788,7 @@
         </w:tc>
         <w:tc>
           <w:tcPr>
-            <w:tcW w:type="dxa" w:w="1600"/>
+            <w:tcW w:type="dxa" w:w="1900"/>
             <w:tcBorders>
               <w:top w:val="single" w:color="D9DDE8" w:sz="4"/>
               <w:left w:val="single" w:color="D9DDE8" w:sz="4"/>
@@ -818,7 +818,7 @@
         </w:tc>
         <w:tc>
           <w:tcPr>
-            <w:tcW w:type="dxa" w:w="5512"/>
+            <w:tcW w:type="dxa" w:w="5462"/>
             <w:tcBorders>
               <w:top w:val="single" w:color="D9DDE8" w:sz="4"/>
               <w:left w:val="single" w:color="D9DDE8" w:sz="4"/>
@@ -853,7 +853,7 @@
         </w:trPr>
         <w:tc>
           <w:tcPr>
-            <w:tcW w:type="dxa" w:w="3400"/>
+            <w:tcW w:type="dxa" w:w="3150"/>
             <w:tcBorders>
               <w:top w:val="single" w:color="D9DDE8" w:sz="4"/>
               <w:left w:val="single" w:color="D9DDE8" w:sz="4"/>
@@ -882,7 +882,7 @@
         </w:tc>
         <w:tc>
           <w:tcPr>
-            <w:tcW w:type="dxa" w:w="1600"/>
+            <w:tcW w:type="dxa" w:w="1900"/>
             <w:tcBorders>
               <w:top w:val="single" w:color="D9DDE8" w:sz="4"/>
               <w:left w:val="single" w:color="D9DDE8" w:sz="4"/>
@@ -911,30 +911,30 @@
         </w:tc>
         <w:tc>
           <w:tcPr>
-            <w:tcW w:type="dxa" w:w="5512"/>
-            <w:tcBorders>
-              <w:top w:val="single" w:color="D9DDE8" w:sz="4"/>
-              <w:left w:val="single" w:color="D9DDE8" w:sz="4"/>
-              <w:bottom w:val="single" w:color="D9DDE8" w:sz="4"/>
-              <w:right w:val="single" w:color="D9DDE8" w:sz="4"/>
-            </w:tcBorders>
-            <w:tcMar>
-              <w:top w:type="dxa" w:w="45"/>
-              <w:left w:type="dxa" w:w="90"/>
-              <w:bottom w:type="dxa" w:w="45"/>
-              <w:right w:type="dxa" w:w="90"/>
-            </w:tcMar>
-          </w:tcPr>
-          <w:p>
-            <w:pPr>
-              <w:spacing w:after="20" w:line="235"/>
-            </w:pPr>
-            <w:r>
-              <w:rPr>
-                <w:sz w:val="18"/>
-                <w:szCs w:val="18"/>
-              </w:rPr>
-              <w:t xml:space="preserve">Right to centre women, but bypassing leaders may cause backlash, and the water point is not a safe, private space.</w:t>
+            <w:tcW w:type="dxa" w:w="5462"/>
+            <w:tcBorders>
+              <w:top w:val="single" w:color="D9DDE8" w:sz="4"/>
+              <w:left w:val="single" w:color="D9DDE8" w:sz="4"/>
+              <w:bottom w:val="single" w:color="D9DDE8" w:sz="4"/>
+              <w:right w:val="single" w:color="D9DDE8" w:sz="4"/>
+            </w:tcBorders>
+            <w:tcMar>
+              <w:top w:type="dxa" w:w="45"/>
+              <w:left w:type="dxa" w:w="90"/>
+              <w:bottom w:type="dxa" w:w="45"/>
+              <w:right w:type="dxa" w:w="90"/>
+            </w:tcMar>
+          </w:tcPr>
+          <w:p>
+            <w:pPr>
+              <w:spacing w:after="20" w:line="235"/>
+            </w:pPr>
+            <w:r>
+              <w:rPr>
+                <w:sz w:val="18"/>
+                <w:szCs w:val="18"/>
+              </w:rPr>
+              <w:t xml:space="preserve">Right to center women, but bypassing leaders may cause backlash, and the water point is not a safe, private space.</w:t>
             </w:r>
           </w:p>
         </w:tc>
@@ -945,7 +945,7 @@
         </w:trPr>
         <w:tc>
           <w:tcPr>
-            <w:tcW w:type="dxa" w:w="3400"/>
+            <w:tcW w:type="dxa" w:w="3150"/>
             <w:tcBorders>
               <w:top w:val="single" w:color="D9DDE8" w:sz="4"/>
               <w:left w:val="single" w:color="D9DDE8" w:sz="4"/>
@@ -975,7 +975,7 @@
         </w:tc>
         <w:tc>
           <w:tcPr>
-            <w:tcW w:type="dxa" w:w="1600"/>
+            <w:tcW w:type="dxa" w:w="1900"/>
             <w:tcBorders>
               <w:top w:val="single" w:color="D9DDE8" w:sz="4"/>
               <w:left w:val="single" w:color="D9DDE8" w:sz="4"/>
@@ -1005,7 +1005,7 @@
         </w:tc>
         <w:tc>
           <w:tcPr>
-            <w:tcW w:type="dxa" w:w="5512"/>
+            <w:tcW w:type="dxa" w:w="5462"/>
             <w:tcBorders>
               <w:top w:val="single" w:color="D9DDE8" w:sz="4"/>
               <w:left w:val="single" w:color="D9DDE8" w:sz="4"/>
@@ -1070,7 +1070,7 @@
           <w:sz w:val="23"/>
           <w:szCs w:val="23"/>
         </w:rPr>
-        <w:t xml:space="preserve">4. Feedback and proposed scoring</w:t>
+        <w:t xml:space="preserve">4. Feedback, proposed scoring and learner profile</w:t>
       </w:r>
     </w:p>
     <w:p>
@@ -1187,6 +1187,64 @@
           <w:szCs w:val="20"/>
         </w:rPr>
         <w:t xml:space="preserve">. Score = points earned ÷ points possible. Proposed bands: Emerging (under 50%), Developing (50–74%), Proficient (75% and above).</w:t>
+      </w:r>
+    </w:p>
+    <w:p>
+      <w:pPr>
+        <w:pStyle w:val="ListParagraph"/>
+        <w:numPr>
+          <w:ilvl w:val="0"/>
+          <w:numId w:val="2"/>
+        </w:numPr>
+        <w:spacing w:after="30" w:line="245"/>
+      </w:pPr>
+      <w:r>
+        <w:rPr>
+          <w:b/>
+          <w:bCs/>
+          <w:sz w:val="20"/>
+          <w:szCs w:val="20"/>
+        </w:rPr>
+        <w:t xml:space="preserve">Learner profile:</w:t>
+      </w:r>
+      <w:r>
+        <w:rPr>
+          <w:sz w:val="20"/>
+          <w:szCs w:val="20"/>
+        </w:rPr>
+        <w:t xml:space="preserve"> learners create a profile with a photo, headline, duty station, languages and a learning goal. It shows their competency scores, earned badges (such as </w:t>
+      </w:r>
+      <w:r>
+        <w:rPr>
+          <w:i/>
+          <w:iCs/>
+          <w:sz w:val="20"/>
+          <w:szCs w:val="20"/>
+        </w:rPr>
+        <w:t xml:space="preserve">Bias spotter</w:t>
+      </w:r>
+      <w:r>
+        <w:rPr>
+          <w:sz w:val="20"/>
+          <w:szCs w:val="20"/>
+        </w:rPr>
+        <w:t xml:space="preserve"> and </w:t>
+      </w:r>
+      <w:r>
+        <w:rPr>
+          <w:i/>
+          <w:iCs/>
+          <w:sz w:val="20"/>
+          <w:szCs w:val="20"/>
+        </w:rPr>
+        <w:t xml:space="preserve">Team player</w:t>
+      </w:r>
+      <w:r>
+        <w:rPr>
+          <w:sz w:val="20"/>
+          <w:szCs w:val="20"/>
+        </w:rPr>
+        <w:t xml:space="preserve">) and recent activity. A downloadable backup lets them move their progress to another device.</w:t>
       </w:r>
     </w:p>
     <w:p>
@@ -1609,7 +1667,7 @@
           <w:sz w:val="20"/>
           <w:szCs w:val="20"/>
         </w:rPr>
-        <w:t xml:space="preserve"> bias also lives in team habits: who speaks first, whose expertise counts and whose voice is missing. Team Compass helps teams spread across duty stations and time zones practise inclusive decision-making together, using the same scenarios as Relief Map.</w:t>
+        <w:t xml:space="preserve"> bias also lives in team habits: who speaks first, whose expertise counts and whose voice is missing. Team Compass helps teams spread across duty stations and time zones practice inclusive decision-making together, using the same scenarios as Relief Map.</w:t>
       </w:r>
     </w:p>
     <w:p>

--- a/docs/Relief-Map-Concept-Document.docx
+++ b/docs/Relief-Map-Concept-Document.docx
@@ -1212,7 +1212,7 @@
           <w:sz w:val="20"/>
           <w:szCs w:val="20"/>
         </w:rPr>
-        <w:t xml:space="preserve"> learners create a profile with a photo, headline, duty station, languages and a learning goal. It shows their competency scores, earned badges (such as </w:t>
+        <w:t xml:space="preserve"> learners create a profile with a profile photo, banner photo, headline, duty station, languages and a learning goal. It shows their competency scores, earned badges (such as </w:t>
       </w:r>
       <w:r>
         <w:rPr>

--- a/docs/Relief-Map-Concept-Document.docx
+++ b/docs/Relief-Map-Concept-Document.docx
@@ -27,7 +27,7 @@
           <w:sz w:val="20"/>
           <w:szCs w:val="20"/>
         </w:rPr>
-        <w:t xml:space="preserve">A cultural intelligence and implicit-bias learning tool for UN fieldwork, with an outline of Team Compass, a global team collaboration tool</w:t>
+        <w:t xml:space="preserve">A cultural intelligence and implicit-bias learning tool for UN fieldwork, with an outline of Team Compass for global teams</w:t>
       </w:r>
     </w:p>
     <w:p>
@@ -98,14 +98,14 @@
           <w:sz w:val="18"/>
           <w:szCs w:val="18"/>
         </w:rPr>
-        <w:t xml:space="preserve">ReliefMaps+</w:t>
-      </w:r>
-      <w:r>
-        <w:rPr>
-          <w:sz w:val="18"/>
-          <w:szCs w:val="18"/>
-        </w:rPr>
-        <w:t xml:space="preserve">, which studies lived experience through social positions, places and emotions. Where ReliefMaps+ asks how the same person experiences different spaces differently, Relief Map asks how different people experience the same duty station differently, adapting that foundation for UN fieldwork rather than copying it.</w:t>
+        <w:t xml:space="preserve">Relief Maps+</w:t>
+      </w:r>
+      <w:r>
+        <w:rPr>
+          <w:sz w:val="18"/>
+          <w:szCs w:val="18"/>
+        </w:rPr>
+        <w:t xml:space="preserve">, created by Maria Rodó-Zárate's INTERMAPS team at Universitat Pompeu Fabra to study lived experience through social positions, places and emotions (INTERMAPS, 2024; Rodó-Zárate, 2023). Where Relief Maps+ asks how the same person experiences different spaces differently, Relief Map asks how different people experience the same duty station differently, adapting that foundation for UN fieldwork rather than copying it.</w:t>
       </w:r>
     </w:p>
     <w:p>
@@ -217,9 +217,9 @@
             </w:tcBorders>
             <w:shd w:fill="12406F" w:color="auto" w:val="clear"/>
             <w:tcMar>
-              <w:top w:type="dxa" w:w="30"/>
-              <w:left w:type="dxa" w:w="75"/>
-              <w:bottom w:type="dxa" w:w="30"/>
+              <w:top w:type="dxa" w:w="20"/>
+              <w:left w:type="dxa" w:w="75"/>
+              <w:bottom w:type="dxa" w:w="20"/>
               <w:right w:type="dxa" w:w="75"/>
             </w:tcMar>
           </w:tcPr>
@@ -250,9 +250,9 @@
             </w:tcBorders>
             <w:shd w:fill="12406F" w:color="auto" w:val="clear"/>
             <w:tcMar>
-              <w:top w:type="dxa" w:w="30"/>
-              <w:left w:type="dxa" w:w="75"/>
-              <w:bottom w:type="dxa" w:w="30"/>
+              <w:top w:type="dxa" w:w="20"/>
+              <w:left w:type="dxa" w:w="75"/>
+              <w:bottom w:type="dxa" w:w="20"/>
               <w:right w:type="dxa" w:w="75"/>
             </w:tcMar>
           </w:tcPr>
@@ -283,9 +283,9 @@
             </w:tcBorders>
             <w:shd w:fill="12406F" w:color="auto" w:val="clear"/>
             <w:tcMar>
-              <w:top w:type="dxa" w:w="30"/>
-              <w:left w:type="dxa" w:w="75"/>
-              <w:bottom w:type="dxa" w:w="30"/>
+              <w:top w:type="dxa" w:w="20"/>
+              <w:left w:type="dxa" w:w="75"/>
+              <w:bottom w:type="dxa" w:w="20"/>
               <w:right w:type="dxa" w:w="75"/>
             </w:tcMar>
           </w:tcPr>
@@ -316,9 +316,9 @@
             </w:tcBorders>
             <w:shd w:fill="12406F" w:color="auto" w:val="clear"/>
             <w:tcMar>
-              <w:top w:type="dxa" w:w="30"/>
-              <w:left w:type="dxa" w:w="75"/>
-              <w:bottom w:type="dxa" w:w="30"/>
+              <w:top w:type="dxa" w:w="20"/>
+              <w:left w:type="dxa" w:w="75"/>
+              <w:bottom w:type="dxa" w:w="20"/>
               <w:right w:type="dxa" w:w="75"/>
             </w:tcMar>
           </w:tcPr>
@@ -353,9 +353,9 @@
               <w:right w:val="single" w:color="D9DDE8" w:sz="4"/>
             </w:tcBorders>
             <w:tcMar>
-              <w:top w:type="dxa" w:w="30"/>
-              <w:left w:type="dxa" w:w="75"/>
-              <w:bottom w:type="dxa" w:w="30"/>
+              <w:top w:type="dxa" w:w="20"/>
+              <w:left w:type="dxa" w:w="75"/>
+              <w:bottom w:type="dxa" w:w="20"/>
               <w:right w:type="dxa" w:w="75"/>
             </w:tcMar>
           </w:tcPr>
@@ -382,9 +382,9 @@
               <w:right w:val="single" w:color="D9DDE8" w:sz="4"/>
             </w:tcBorders>
             <w:tcMar>
-              <w:top w:type="dxa" w:w="30"/>
-              <w:left w:type="dxa" w:w="75"/>
-              <w:bottom w:type="dxa" w:w="30"/>
+              <w:top w:type="dxa" w:w="20"/>
+              <w:left w:type="dxa" w:w="75"/>
+              <w:bottom w:type="dxa" w:w="20"/>
               <w:right w:type="dxa" w:w="75"/>
             </w:tcMar>
           </w:tcPr>
@@ -411,9 +411,9 @@
               <w:right w:val="single" w:color="D9DDE8" w:sz="4"/>
             </w:tcBorders>
             <w:tcMar>
-              <w:top w:type="dxa" w:w="30"/>
-              <w:left w:type="dxa" w:w="75"/>
-              <w:bottom w:type="dxa" w:w="30"/>
+              <w:top w:type="dxa" w:w="20"/>
+              <w:left w:type="dxa" w:w="75"/>
+              <w:bottom w:type="dxa" w:w="20"/>
               <w:right w:type="dxa" w:w="75"/>
             </w:tcMar>
           </w:tcPr>
@@ -440,9 +440,9 @@
               <w:right w:val="single" w:color="D9DDE8" w:sz="4"/>
             </w:tcBorders>
             <w:tcMar>
-              <w:top w:type="dxa" w:w="30"/>
-              <w:left w:type="dxa" w:w="75"/>
-              <w:bottom w:type="dxa" w:w="30"/>
+              <w:top w:type="dxa" w:w="20"/>
+              <w:left w:type="dxa" w:w="75"/>
+              <w:bottom w:type="dxa" w:w="20"/>
               <w:right w:type="dxa" w:w="75"/>
             </w:tcMar>
           </w:tcPr>
@@ -475,9 +475,9 @@
             </w:tcBorders>
             <w:shd w:fill="F7F8FC" w:color="auto" w:val="clear"/>
             <w:tcMar>
-              <w:top w:type="dxa" w:w="30"/>
-              <w:left w:type="dxa" w:w="75"/>
-              <w:bottom w:type="dxa" w:w="30"/>
+              <w:top w:type="dxa" w:w="20"/>
+              <w:left w:type="dxa" w:w="75"/>
+              <w:bottom w:type="dxa" w:w="20"/>
               <w:right w:type="dxa" w:w="75"/>
             </w:tcMar>
           </w:tcPr>
@@ -505,9 +505,9 @@
             </w:tcBorders>
             <w:shd w:fill="F7F8FC" w:color="auto" w:val="clear"/>
             <w:tcMar>
-              <w:top w:type="dxa" w:w="30"/>
-              <w:left w:type="dxa" w:w="75"/>
-              <w:bottom w:type="dxa" w:w="30"/>
+              <w:top w:type="dxa" w:w="20"/>
+              <w:left w:type="dxa" w:w="75"/>
+              <w:bottom w:type="dxa" w:w="20"/>
               <w:right w:type="dxa" w:w="75"/>
             </w:tcMar>
           </w:tcPr>
@@ -535,9 +535,9 @@
             </w:tcBorders>
             <w:shd w:fill="F7F8FC" w:color="auto" w:val="clear"/>
             <w:tcMar>
-              <w:top w:type="dxa" w:w="30"/>
-              <w:left w:type="dxa" w:w="75"/>
-              <w:bottom w:type="dxa" w:w="30"/>
+              <w:top w:type="dxa" w:w="20"/>
+              <w:left w:type="dxa" w:w="75"/>
+              <w:bottom w:type="dxa" w:w="20"/>
               <w:right w:type="dxa" w:w="75"/>
             </w:tcMar>
           </w:tcPr>
@@ -565,9 +565,9 @@
             </w:tcBorders>
             <w:shd w:fill="F7F8FC" w:color="auto" w:val="clear"/>
             <w:tcMar>
-              <w:top w:type="dxa" w:w="30"/>
-              <w:left w:type="dxa" w:w="75"/>
-              <w:bottom w:type="dxa" w:w="30"/>
+              <w:top w:type="dxa" w:w="20"/>
+              <w:left w:type="dxa" w:w="75"/>
+              <w:bottom w:type="dxa" w:w="20"/>
               <w:right w:type="dxa" w:w="75"/>
             </w:tcMar>
           </w:tcPr>
@@ -599,9 +599,9 @@
               <w:right w:val="single" w:color="D9DDE8" w:sz="4"/>
             </w:tcBorders>
             <w:tcMar>
-              <w:top w:type="dxa" w:w="30"/>
-              <w:left w:type="dxa" w:w="75"/>
-              <w:bottom w:type="dxa" w:w="30"/>
+              <w:top w:type="dxa" w:w="20"/>
+              <w:left w:type="dxa" w:w="75"/>
+              <w:bottom w:type="dxa" w:w="20"/>
               <w:right w:type="dxa" w:w="75"/>
             </w:tcMar>
           </w:tcPr>
@@ -628,9 +628,9 @@
               <w:right w:val="single" w:color="D9DDE8" w:sz="4"/>
             </w:tcBorders>
             <w:tcMar>
-              <w:top w:type="dxa" w:w="30"/>
-              <w:left w:type="dxa" w:w="75"/>
-              <w:bottom w:type="dxa" w:w="30"/>
+              <w:top w:type="dxa" w:w="20"/>
+              <w:left w:type="dxa" w:w="75"/>
+              <w:bottom w:type="dxa" w:w="20"/>
               <w:right w:type="dxa" w:w="75"/>
             </w:tcMar>
           </w:tcPr>
@@ -657,9 +657,9 @@
               <w:right w:val="single" w:color="D9DDE8" w:sz="4"/>
             </w:tcBorders>
             <w:tcMar>
-              <w:top w:type="dxa" w:w="30"/>
-              <w:left w:type="dxa" w:w="75"/>
-              <w:bottom w:type="dxa" w:w="30"/>
+              <w:top w:type="dxa" w:w="20"/>
+              <w:left w:type="dxa" w:w="75"/>
+              <w:bottom w:type="dxa" w:w="20"/>
               <w:right w:type="dxa" w:w="75"/>
             </w:tcMar>
           </w:tcPr>
@@ -686,9 +686,9 @@
               <w:right w:val="single" w:color="D9DDE8" w:sz="4"/>
             </w:tcBorders>
             <w:tcMar>
-              <w:top w:type="dxa" w:w="30"/>
-              <w:left w:type="dxa" w:w="75"/>
-              <w:bottom w:type="dxa" w:w="30"/>
+              <w:top w:type="dxa" w:w="20"/>
+              <w:left w:type="dxa" w:w="75"/>
+              <w:bottom w:type="dxa" w:w="20"/>
               <w:right w:type="dxa" w:w="75"/>
             </w:tcMar>
           </w:tcPr>
@@ -721,9 +721,9 @@
             </w:tcBorders>
             <w:shd w:fill="F7F8FC" w:color="auto" w:val="clear"/>
             <w:tcMar>
-              <w:top w:type="dxa" w:w="30"/>
-              <w:left w:type="dxa" w:w="75"/>
-              <w:bottom w:type="dxa" w:w="30"/>
+              <w:top w:type="dxa" w:w="20"/>
+              <w:left w:type="dxa" w:w="75"/>
+              <w:bottom w:type="dxa" w:w="20"/>
               <w:right w:type="dxa" w:w="75"/>
             </w:tcMar>
           </w:tcPr>
@@ -751,9 +751,9 @@
             </w:tcBorders>
             <w:shd w:fill="F7F8FC" w:color="auto" w:val="clear"/>
             <w:tcMar>
-              <w:top w:type="dxa" w:w="30"/>
-              <w:left w:type="dxa" w:w="75"/>
-              <w:bottom w:type="dxa" w:w="30"/>
+              <w:top w:type="dxa" w:w="20"/>
+              <w:left w:type="dxa" w:w="75"/>
+              <w:bottom w:type="dxa" w:w="20"/>
               <w:right w:type="dxa" w:w="75"/>
             </w:tcMar>
           </w:tcPr>
@@ -781,9 +781,9 @@
             </w:tcBorders>
             <w:shd w:fill="F7F8FC" w:color="auto" w:val="clear"/>
             <w:tcMar>
-              <w:top w:type="dxa" w:w="30"/>
-              <w:left w:type="dxa" w:w="75"/>
-              <w:bottom w:type="dxa" w:w="30"/>
+              <w:top w:type="dxa" w:w="20"/>
+              <w:left w:type="dxa" w:w="75"/>
+              <w:bottom w:type="dxa" w:w="20"/>
               <w:right w:type="dxa" w:w="75"/>
             </w:tcMar>
           </w:tcPr>
@@ -811,9 +811,9 @@
             </w:tcBorders>
             <w:shd w:fill="F7F8FC" w:color="auto" w:val="clear"/>
             <w:tcMar>
-              <w:top w:type="dxa" w:w="30"/>
-              <w:left w:type="dxa" w:w="75"/>
-              <w:bottom w:type="dxa" w:w="30"/>
+              <w:top w:type="dxa" w:w="20"/>
+              <w:left w:type="dxa" w:w="75"/>
+              <w:bottom w:type="dxa" w:w="20"/>
               <w:right w:type="dxa" w:w="75"/>
             </w:tcMar>
           </w:tcPr>
@@ -883,9 +883,9 @@
             </w:tcBorders>
             <w:shd w:fill="12406F" w:color="auto" w:val="clear"/>
             <w:tcMar>
-              <w:top w:type="dxa" w:w="30"/>
-              <w:left w:type="dxa" w:w="75"/>
-              <w:bottom w:type="dxa" w:w="30"/>
+              <w:top w:type="dxa" w:w="20"/>
+              <w:left w:type="dxa" w:w="75"/>
+              <w:bottom w:type="dxa" w:w="20"/>
               <w:right w:type="dxa" w:w="75"/>
             </w:tcMar>
           </w:tcPr>
@@ -916,9 +916,9 @@
             </w:tcBorders>
             <w:shd w:fill="12406F" w:color="auto" w:val="clear"/>
             <w:tcMar>
-              <w:top w:type="dxa" w:w="30"/>
-              <w:left w:type="dxa" w:w="75"/>
-              <w:bottom w:type="dxa" w:w="30"/>
+              <w:top w:type="dxa" w:w="20"/>
+              <w:left w:type="dxa" w:w="75"/>
+              <w:bottom w:type="dxa" w:w="20"/>
               <w:right w:type="dxa" w:w="75"/>
             </w:tcMar>
           </w:tcPr>
@@ -949,9 +949,9 @@
             </w:tcBorders>
             <w:shd w:fill="12406F" w:color="auto" w:val="clear"/>
             <w:tcMar>
-              <w:top w:type="dxa" w:w="30"/>
-              <w:left w:type="dxa" w:w="75"/>
-              <w:bottom w:type="dxa" w:w="30"/>
+              <w:top w:type="dxa" w:w="20"/>
+              <w:left w:type="dxa" w:w="75"/>
+              <w:bottom w:type="dxa" w:w="20"/>
               <w:right w:type="dxa" w:w="75"/>
             </w:tcMar>
           </w:tcPr>
@@ -982,9 +982,9 @@
             </w:tcBorders>
             <w:shd w:fill="12406F" w:color="auto" w:val="clear"/>
             <w:tcMar>
-              <w:top w:type="dxa" w:w="30"/>
-              <w:left w:type="dxa" w:w="75"/>
-              <w:bottom w:type="dxa" w:w="30"/>
+              <w:top w:type="dxa" w:w="20"/>
+              <w:left w:type="dxa" w:w="75"/>
+              <w:bottom w:type="dxa" w:w="20"/>
               <w:right w:type="dxa" w:w="75"/>
             </w:tcMar>
           </w:tcPr>
@@ -1015,9 +1015,9 @@
             </w:tcBorders>
             <w:shd w:fill="12406F" w:color="auto" w:val="clear"/>
             <w:tcMar>
-              <w:top w:type="dxa" w:w="30"/>
-              <w:left w:type="dxa" w:w="75"/>
-              <w:bottom w:type="dxa" w:w="30"/>
+              <w:top w:type="dxa" w:w="20"/>
+              <w:left w:type="dxa" w:w="75"/>
+              <w:bottom w:type="dxa" w:w="20"/>
               <w:right w:type="dxa" w:w="75"/>
             </w:tcMar>
           </w:tcPr>
@@ -1048,9 +1048,9 @@
             </w:tcBorders>
             <w:shd w:fill="12406F" w:color="auto" w:val="clear"/>
             <w:tcMar>
-              <w:top w:type="dxa" w:w="30"/>
-              <w:left w:type="dxa" w:w="75"/>
-              <w:bottom w:type="dxa" w:w="30"/>
+              <w:top w:type="dxa" w:w="20"/>
+              <w:left w:type="dxa" w:w="75"/>
+              <w:bottom w:type="dxa" w:w="20"/>
               <w:right w:type="dxa" w:w="75"/>
             </w:tcMar>
           </w:tcPr>
@@ -1085,9 +1085,9 @@
               <w:right w:val="single" w:color="D9DDE8" w:sz="4"/>
             </w:tcBorders>
             <w:tcMar>
-              <w:top w:type="dxa" w:w="30"/>
-              <w:left w:type="dxa" w:w="75"/>
-              <w:bottom w:type="dxa" w:w="30"/>
+              <w:top w:type="dxa" w:w="20"/>
+              <w:left w:type="dxa" w:w="75"/>
+              <w:bottom w:type="dxa" w:w="20"/>
               <w:right w:type="dxa" w:w="75"/>
             </w:tcMar>
           </w:tcPr>
@@ -1114,9 +1114,9 @@
               <w:right w:val="single" w:color="D9DDE8" w:sz="4"/>
             </w:tcBorders>
             <w:tcMar>
-              <w:top w:type="dxa" w:w="30"/>
-              <w:left w:type="dxa" w:w="75"/>
-              <w:bottom w:type="dxa" w:w="30"/>
+              <w:top w:type="dxa" w:w="20"/>
+              <w:left w:type="dxa" w:w="75"/>
+              <w:bottom w:type="dxa" w:w="20"/>
               <w:right w:type="dxa" w:w="75"/>
             </w:tcMar>
           </w:tcPr>
@@ -1143,9 +1143,9 @@
               <w:right w:val="single" w:color="D9DDE8" w:sz="4"/>
             </w:tcBorders>
             <w:tcMar>
-              <w:top w:type="dxa" w:w="30"/>
-              <w:left w:type="dxa" w:w="75"/>
-              <w:bottom w:type="dxa" w:w="30"/>
+              <w:top w:type="dxa" w:w="20"/>
+              <w:left w:type="dxa" w:w="75"/>
+              <w:bottom w:type="dxa" w:w="20"/>
               <w:right w:type="dxa" w:w="75"/>
             </w:tcMar>
           </w:tcPr>
@@ -1172,9 +1172,9 @@
               <w:right w:val="single" w:color="D9DDE8" w:sz="4"/>
             </w:tcBorders>
             <w:tcMar>
-              <w:top w:type="dxa" w:w="30"/>
-              <w:left w:type="dxa" w:w="75"/>
-              <w:bottom w:type="dxa" w:w="30"/>
+              <w:top w:type="dxa" w:w="20"/>
+              <w:left w:type="dxa" w:w="75"/>
+              <w:bottom w:type="dxa" w:w="20"/>
               <w:right w:type="dxa" w:w="75"/>
             </w:tcMar>
           </w:tcPr>
@@ -1201,9 +1201,9 @@
               <w:right w:val="single" w:color="D9DDE8" w:sz="4"/>
             </w:tcBorders>
             <w:tcMar>
-              <w:top w:type="dxa" w:w="30"/>
-              <w:left w:type="dxa" w:w="75"/>
-              <w:bottom w:type="dxa" w:w="30"/>
+              <w:top w:type="dxa" w:w="20"/>
+              <w:left w:type="dxa" w:w="75"/>
+              <w:bottom w:type="dxa" w:w="20"/>
               <w:right w:type="dxa" w:w="75"/>
             </w:tcMar>
           </w:tcPr>
@@ -1230,9 +1230,9 @@
               <w:right w:val="single" w:color="D9DDE8" w:sz="4"/>
             </w:tcBorders>
             <w:tcMar>
-              <w:top w:type="dxa" w:w="30"/>
-              <w:left w:type="dxa" w:w="75"/>
-              <w:bottom w:type="dxa" w:w="30"/>
+              <w:top w:type="dxa" w:w="20"/>
+              <w:left w:type="dxa" w:w="75"/>
+              <w:bottom w:type="dxa" w:w="20"/>
               <w:right w:type="dxa" w:w="75"/>
             </w:tcMar>
           </w:tcPr>
@@ -1321,9 +1321,9 @@
             </w:tcBorders>
             <w:shd w:fill="12406F" w:color="auto" w:val="clear"/>
             <w:tcMar>
-              <w:top w:type="dxa" w:w="30"/>
-              <w:left w:type="dxa" w:w="75"/>
-              <w:bottom w:type="dxa" w:w="30"/>
+              <w:top w:type="dxa" w:w="20"/>
+              <w:left w:type="dxa" w:w="75"/>
+              <w:bottom w:type="dxa" w:w="20"/>
               <w:right w:type="dxa" w:w="75"/>
             </w:tcMar>
           </w:tcPr>
@@ -1354,9 +1354,9 @@
             </w:tcBorders>
             <w:shd w:fill="12406F" w:color="auto" w:val="clear"/>
             <w:tcMar>
-              <w:top w:type="dxa" w:w="30"/>
-              <w:left w:type="dxa" w:w="75"/>
-              <w:bottom w:type="dxa" w:w="30"/>
+              <w:top w:type="dxa" w:w="20"/>
+              <w:left w:type="dxa" w:w="75"/>
+              <w:bottom w:type="dxa" w:w="20"/>
               <w:right w:type="dxa" w:w="75"/>
             </w:tcMar>
           </w:tcPr>
@@ -1387,9 +1387,9 @@
             </w:tcBorders>
             <w:shd w:fill="12406F" w:color="auto" w:val="clear"/>
             <w:tcMar>
-              <w:top w:type="dxa" w:w="30"/>
-              <w:left w:type="dxa" w:w="75"/>
-              <w:bottom w:type="dxa" w:w="30"/>
+              <w:top w:type="dxa" w:w="20"/>
+              <w:left w:type="dxa" w:w="75"/>
+              <w:bottom w:type="dxa" w:w="20"/>
               <w:right w:type="dxa" w:w="75"/>
             </w:tcMar>
           </w:tcPr>
@@ -1420,9 +1420,9 @@
             </w:tcBorders>
             <w:shd w:fill="12406F" w:color="auto" w:val="clear"/>
             <w:tcMar>
-              <w:top w:type="dxa" w:w="30"/>
-              <w:left w:type="dxa" w:w="75"/>
-              <w:bottom w:type="dxa" w:w="30"/>
+              <w:top w:type="dxa" w:w="20"/>
+              <w:left w:type="dxa" w:w="75"/>
+              <w:bottom w:type="dxa" w:w="20"/>
               <w:right w:type="dxa" w:w="75"/>
             </w:tcMar>
           </w:tcPr>
@@ -1457,9 +1457,9 @@
               <w:right w:val="single" w:color="D9DDE8" w:sz="4"/>
             </w:tcBorders>
             <w:tcMar>
-              <w:top w:type="dxa" w:w="30"/>
-              <w:left w:type="dxa" w:w="75"/>
-              <w:bottom w:type="dxa" w:w="30"/>
+              <w:top w:type="dxa" w:w="20"/>
+              <w:left w:type="dxa" w:w="75"/>
+              <w:bottom w:type="dxa" w:w="20"/>
               <w:right w:type="dxa" w:w="75"/>
             </w:tcMar>
           </w:tcPr>
@@ -1486,9 +1486,9 @@
               <w:right w:val="single" w:color="D9DDE8" w:sz="4"/>
             </w:tcBorders>
             <w:tcMar>
-              <w:top w:type="dxa" w:w="30"/>
-              <w:left w:type="dxa" w:w="75"/>
-              <w:bottom w:type="dxa" w:w="30"/>
+              <w:top w:type="dxa" w:w="20"/>
+              <w:left w:type="dxa" w:w="75"/>
+              <w:bottom w:type="dxa" w:w="20"/>
               <w:right w:type="dxa" w:w="75"/>
             </w:tcMar>
           </w:tcPr>
@@ -1515,9 +1515,9 @@
               <w:right w:val="single" w:color="D9DDE8" w:sz="4"/>
             </w:tcBorders>
             <w:tcMar>
-              <w:top w:type="dxa" w:w="30"/>
-              <w:left w:type="dxa" w:w="75"/>
-              <w:bottom w:type="dxa" w:w="30"/>
+              <w:top w:type="dxa" w:w="20"/>
+              <w:left w:type="dxa" w:w="75"/>
+              <w:bottom w:type="dxa" w:w="20"/>
               <w:right w:type="dxa" w:w="75"/>
             </w:tcMar>
           </w:tcPr>
@@ -1544,9 +1544,9 @@
               <w:right w:val="single" w:color="D9DDE8" w:sz="4"/>
             </w:tcBorders>
             <w:tcMar>
-              <w:top w:type="dxa" w:w="30"/>
-              <w:left w:type="dxa" w:w="75"/>
-              <w:bottom w:type="dxa" w:w="30"/>
+              <w:top w:type="dxa" w:w="20"/>
+              <w:left w:type="dxa" w:w="75"/>
+              <w:bottom w:type="dxa" w:w="20"/>
               <w:right w:type="dxa" w:w="75"/>
             </w:tcMar>
           </w:tcPr>
@@ -1588,9 +1588,9 @@
             </w:tcBorders>
             <w:shd w:fill="F7F8FC" w:color="auto" w:val="clear"/>
             <w:tcMar>
-              <w:top w:type="dxa" w:w="30"/>
-              <w:left w:type="dxa" w:w="75"/>
-              <w:bottom w:type="dxa" w:w="30"/>
+              <w:top w:type="dxa" w:w="20"/>
+              <w:left w:type="dxa" w:w="75"/>
+              <w:bottom w:type="dxa" w:w="20"/>
               <w:right w:type="dxa" w:w="75"/>
             </w:tcMar>
           </w:tcPr>
@@ -1618,9 +1618,9 @@
             </w:tcBorders>
             <w:shd w:fill="F7F8FC" w:color="auto" w:val="clear"/>
             <w:tcMar>
-              <w:top w:type="dxa" w:w="30"/>
-              <w:left w:type="dxa" w:w="75"/>
-              <w:bottom w:type="dxa" w:w="30"/>
+              <w:top w:type="dxa" w:w="20"/>
+              <w:left w:type="dxa" w:w="75"/>
+              <w:bottom w:type="dxa" w:w="20"/>
               <w:right w:type="dxa" w:w="75"/>
             </w:tcMar>
           </w:tcPr>
@@ -1648,9 +1648,9 @@
             </w:tcBorders>
             <w:shd w:fill="F7F8FC" w:color="auto" w:val="clear"/>
             <w:tcMar>
-              <w:top w:type="dxa" w:w="30"/>
-              <w:left w:type="dxa" w:w="75"/>
-              <w:bottom w:type="dxa" w:w="30"/>
+              <w:top w:type="dxa" w:w="20"/>
+              <w:left w:type="dxa" w:w="75"/>
+              <w:bottom w:type="dxa" w:w="20"/>
               <w:right w:type="dxa" w:w="75"/>
             </w:tcMar>
           </w:tcPr>
@@ -1678,9 +1678,9 @@
             </w:tcBorders>
             <w:shd w:fill="F7F8FC" w:color="auto" w:val="clear"/>
             <w:tcMar>
-              <w:top w:type="dxa" w:w="30"/>
-              <w:left w:type="dxa" w:w="75"/>
-              <w:bottom w:type="dxa" w:w="30"/>
+              <w:top w:type="dxa" w:w="20"/>
+              <w:left w:type="dxa" w:w="75"/>
+              <w:bottom w:type="dxa" w:w="20"/>
               <w:right w:type="dxa" w:w="75"/>
             </w:tcMar>
           </w:tcPr>
@@ -1712,9 +1712,9 @@
               <w:right w:val="single" w:color="D9DDE8" w:sz="4"/>
             </w:tcBorders>
             <w:tcMar>
-              <w:top w:type="dxa" w:w="30"/>
-              <w:left w:type="dxa" w:w="75"/>
-              <w:bottom w:type="dxa" w:w="30"/>
+              <w:top w:type="dxa" w:w="20"/>
+              <w:left w:type="dxa" w:w="75"/>
+              <w:bottom w:type="dxa" w:w="20"/>
               <w:right w:type="dxa" w:w="75"/>
             </w:tcMar>
           </w:tcPr>
@@ -1741,9 +1741,9 @@
               <w:right w:val="single" w:color="D9DDE8" w:sz="4"/>
             </w:tcBorders>
             <w:tcMar>
-              <w:top w:type="dxa" w:w="30"/>
-              <w:left w:type="dxa" w:w="75"/>
-              <w:bottom w:type="dxa" w:w="30"/>
+              <w:top w:type="dxa" w:w="20"/>
+              <w:left w:type="dxa" w:w="75"/>
+              <w:bottom w:type="dxa" w:w="20"/>
               <w:right w:type="dxa" w:w="75"/>
             </w:tcMar>
           </w:tcPr>
@@ -1770,9 +1770,9 @@
               <w:right w:val="single" w:color="D9DDE8" w:sz="4"/>
             </w:tcBorders>
             <w:tcMar>
-              <w:top w:type="dxa" w:w="30"/>
-              <w:left w:type="dxa" w:w="75"/>
-              <w:bottom w:type="dxa" w:w="30"/>
+              <w:top w:type="dxa" w:w="20"/>
+              <w:left w:type="dxa" w:w="75"/>
+              <w:bottom w:type="dxa" w:w="20"/>
               <w:right w:type="dxa" w:w="75"/>
             </w:tcMar>
           </w:tcPr>
@@ -1799,9 +1799,9 @@
               <w:right w:val="single" w:color="D9DDE8" w:sz="4"/>
             </w:tcBorders>
             <w:tcMar>
-              <w:top w:type="dxa" w:w="30"/>
-              <w:left w:type="dxa" w:w="75"/>
-              <w:bottom w:type="dxa" w:w="30"/>
+              <w:top w:type="dxa" w:w="20"/>
+              <w:left w:type="dxa" w:w="75"/>
+              <w:bottom w:type="dxa" w:w="20"/>
               <w:right w:type="dxa" w:w="75"/>
             </w:tcMar>
           </w:tcPr>
@@ -1834,9 +1834,9 @@
             </w:tcBorders>
             <w:shd w:fill="F7F8FC" w:color="auto" w:val="clear"/>
             <w:tcMar>
-              <w:top w:type="dxa" w:w="30"/>
-              <w:left w:type="dxa" w:w="75"/>
-              <w:bottom w:type="dxa" w:w="30"/>
+              <w:top w:type="dxa" w:w="20"/>
+              <w:left w:type="dxa" w:w="75"/>
+              <w:bottom w:type="dxa" w:w="20"/>
               <w:right w:type="dxa" w:w="75"/>
             </w:tcMar>
           </w:tcPr>
@@ -1864,9 +1864,9 @@
             </w:tcBorders>
             <w:shd w:fill="F7F8FC" w:color="auto" w:val="clear"/>
             <w:tcMar>
-              <w:top w:type="dxa" w:w="30"/>
-              <w:left w:type="dxa" w:w="75"/>
-              <w:bottom w:type="dxa" w:w="30"/>
+              <w:top w:type="dxa" w:w="20"/>
+              <w:left w:type="dxa" w:w="75"/>
+              <w:bottom w:type="dxa" w:w="20"/>
               <w:right w:type="dxa" w:w="75"/>
             </w:tcMar>
           </w:tcPr>
@@ -1894,9 +1894,9 @@
             </w:tcBorders>
             <w:shd w:fill="F7F8FC" w:color="auto" w:val="clear"/>
             <w:tcMar>
-              <w:top w:type="dxa" w:w="30"/>
-              <w:left w:type="dxa" w:w="75"/>
-              <w:bottom w:type="dxa" w:w="30"/>
+              <w:top w:type="dxa" w:w="20"/>
+              <w:left w:type="dxa" w:w="75"/>
+              <w:bottom w:type="dxa" w:w="20"/>
               <w:right w:type="dxa" w:w="75"/>
             </w:tcMar>
           </w:tcPr>
@@ -1924,9 +1924,9 @@
             </w:tcBorders>
             <w:shd w:fill="F7F8FC" w:color="auto" w:val="clear"/>
             <w:tcMar>
-              <w:top w:type="dxa" w:w="30"/>
-              <w:left w:type="dxa" w:w="75"/>
-              <w:bottom w:type="dxa" w:w="30"/>
+              <w:top w:type="dxa" w:w="20"/>
+              <w:left w:type="dxa" w:w="75"/>
+              <w:bottom w:type="dxa" w:w="20"/>
               <w:right w:type="dxa" w:w="75"/>
             </w:tcMar>
           </w:tcPr>
@@ -2171,9 +2171,9 @@
               <w:right w:val="none" w:color="FFFFFF" w:sz="0"/>
             </w:tcBorders>
             <w:tcMar>
-              <w:top w:type="dxa" w:w="30"/>
-              <w:left w:type="dxa" w:w="75"/>
-              <w:bottom w:type="dxa" w:w="30"/>
+              <w:top w:type="dxa" w:w="20"/>
+              <w:left w:type="dxa" w:w="75"/>
+              <w:bottom w:type="dxa" w:w="20"/>
               <w:right w:type="dxa" w:w="75"/>
             </w:tcMar>
           </w:tcPr>
@@ -2189,7 +2189,7 @@
                 <w:sz w:val="16"/>
                 <w:szCs w:val="16"/>
               </w:rPr>
-              <w:t xml:space="preserve">Mission map</w:t>
+              <w:t xml:space="preserve">Mission globe</w:t>
             </w:r>
           </w:p>
           <w:p>
@@ -2200,7 +2200,7 @@
             <w:r>
               <w:drawing>
                 <wp:inline distT="0" distB="0" distL="0" distR="0">
-                  <wp:extent cx="2924175" cy="1514475"/>
+                  <wp:extent cx="2743200" cy="1419225"/>
                   <wp:effectExtent t="0" r="0" b="0" l="0"/>
                   <wp:docPr id="1" name="R1-map" descr="R1-map" title="R1-map"/>
                   <wp:cNvGraphicFramePr>
@@ -2225,7 +2225,7 @@
                         <pic:spPr bwMode="auto">
                           <a:xfrm>
                             <a:off x="0" y="0"/>
-                            <a:ext cx="2924175" cy="1514475"/>
+                            <a:ext cx="2743200" cy="1419225"/>
                           </a:xfrm>
                           <a:prstGeom prst="rect">
                             <a:avLst/>
@@ -2272,7 +2272,7 @@
                 <w:sz w:val="15"/>
                 <w:szCs w:val="15"/>
               </w:rPr>
-              <w:t xml:space="preserve"> Nearby offices grouped into one numbered pin.</w:t>
+              <w:t xml:space="preserve"> Nearby offices grouped in one pin.</w:t>
             </w:r>
           </w:p>
           <w:p>
@@ -2293,7 +2293,7 @@
                 <w:sz w:val="15"/>
                 <w:szCs w:val="15"/>
               </w:rPr>
-              <w:t xml:space="preserve"> Mission type, status and data-verification flag.  </w:t>
+              <w:t xml:space="preserve"> Type, status, data-verification flag.  </w:t>
             </w:r>
             <w:r>
               <w:rPr>
@@ -2309,7 +2309,7 @@
                 <w:sz w:val="15"/>
                 <w:szCs w:val="15"/>
               </w:rPr>
-              <w:t xml:space="preserve"> Every country a regional mandate covers.</w:t>
+              <w:t xml:space="preserve"> Mandate countries.</w:t>
             </w:r>
           </w:p>
         </w:tc>
@@ -2323,9 +2323,9 @@
               <w:right w:val="none" w:color="FFFFFF" w:sz="0"/>
             </w:tcBorders>
             <w:tcMar>
-              <w:top w:type="dxa" w:w="30"/>
-              <w:left w:type="dxa" w:w="75"/>
-              <w:bottom w:type="dxa" w:w="30"/>
+              <w:top w:type="dxa" w:w="20"/>
+              <w:left w:type="dxa" w:w="75"/>
+              <w:bottom w:type="dxa" w:w="20"/>
               <w:right w:type="dxa" w:w="75"/>
             </w:tcMar>
           </w:tcPr>
@@ -2352,7 +2352,7 @@
             <w:r>
               <w:drawing>
                 <wp:inline distT="0" distB="0" distL="0" distR="0">
-                  <wp:extent cx="2790825" cy="1524000"/>
+                  <wp:extent cx="2647950" cy="1447800"/>
                   <wp:effectExtent t="0" r="0" b="0" l="0"/>
                   <wp:docPr id="1" name="R2-decision" descr="R2-decision" title="R2-decision"/>
                   <wp:cNvGraphicFramePr>
@@ -2377,7 +2377,7 @@
                         <pic:spPr bwMode="auto">
                           <a:xfrm>
                             <a:off x="0" y="0"/>
-                            <a:ext cx="2790825" cy="1524000"/>
+                            <a:ext cx="2647950" cy="1447800"/>
                           </a:xfrm>
                           <a:prstGeom prst="rect">
                             <a:avLst/>
@@ -2461,7 +2461,7 @@
                 <w:sz w:val="15"/>
                 <w:szCs w:val="15"/>
               </w:rPr>
-              <w:t xml:space="preserve"> Bias at play, with a counter-strategy.  </w:t>
+              <w:t xml:space="preserve"> Bias and counter-strategy.  </w:t>
             </w:r>
             <w:r>
               <w:rPr>
@@ -2477,7 +2477,7 @@
                 <w:sz w:val="15"/>
                 <w:szCs w:val="15"/>
               </w:rPr>
-              <w:t xml:space="preserve"> Dimensions overlooked.  </w:t>
+              <w:t xml:space="preserve"> Missed dimensions.  </w:t>
             </w:r>
             <w:r>
               <w:rPr>
@@ -2493,7 +2493,7 @@
                 <w:sz w:val="15"/>
                 <w:szCs w:val="15"/>
               </w:rPr>
-              <w:t xml:space="preserve"> The strongest option.</w:t>
+              <w:t xml:space="preserve"> Best option.</w:t>
             </w:r>
           </w:p>
         </w:tc>
@@ -2725,9 +2725,9 @@
             </w:tcBorders>
             <w:shd w:fill="12406F" w:color="auto" w:val="clear"/>
             <w:tcMar>
-              <w:top w:type="dxa" w:w="30"/>
-              <w:left w:type="dxa" w:w="75"/>
-              <w:bottom w:type="dxa" w:w="30"/>
+              <w:top w:type="dxa" w:w="20"/>
+              <w:left w:type="dxa" w:w="75"/>
+              <w:bottom w:type="dxa" w:w="20"/>
               <w:right w:type="dxa" w:w="75"/>
             </w:tcMar>
           </w:tcPr>
@@ -2758,9 +2758,9 @@
             </w:tcBorders>
             <w:shd w:fill="12406F" w:color="auto" w:val="clear"/>
             <w:tcMar>
-              <w:top w:type="dxa" w:w="30"/>
-              <w:left w:type="dxa" w:w="75"/>
-              <w:bottom w:type="dxa" w:w="30"/>
+              <w:top w:type="dxa" w:w="20"/>
+              <w:left w:type="dxa" w:w="75"/>
+              <w:bottom w:type="dxa" w:w="20"/>
               <w:right w:type="dxa" w:w="75"/>
             </w:tcMar>
           </w:tcPr>
@@ -2791,9 +2791,9 @@
             </w:tcBorders>
             <w:shd w:fill="12406F" w:color="auto" w:val="clear"/>
             <w:tcMar>
-              <w:top w:type="dxa" w:w="30"/>
-              <w:left w:type="dxa" w:w="75"/>
-              <w:bottom w:type="dxa" w:w="30"/>
+              <w:top w:type="dxa" w:w="20"/>
+              <w:left w:type="dxa" w:w="75"/>
+              <w:bottom w:type="dxa" w:w="20"/>
               <w:right w:type="dxa" w:w="75"/>
             </w:tcMar>
           </w:tcPr>
@@ -2824,9 +2824,9 @@
             </w:tcBorders>
             <w:shd w:fill="12406F" w:color="auto" w:val="clear"/>
             <w:tcMar>
-              <w:top w:type="dxa" w:w="30"/>
-              <w:left w:type="dxa" w:w="75"/>
-              <w:bottom w:type="dxa" w:w="30"/>
+              <w:top w:type="dxa" w:w="20"/>
+              <w:left w:type="dxa" w:w="75"/>
+              <w:bottom w:type="dxa" w:w="20"/>
               <w:right w:type="dxa" w:w="75"/>
             </w:tcMar>
           </w:tcPr>
@@ -2861,9 +2861,9 @@
               <w:right w:val="single" w:color="D9DDE8" w:sz="4"/>
             </w:tcBorders>
             <w:tcMar>
-              <w:top w:type="dxa" w:w="30"/>
-              <w:left w:type="dxa" w:w="75"/>
-              <w:bottom w:type="dxa" w:w="30"/>
+              <w:top w:type="dxa" w:w="20"/>
+              <w:left w:type="dxa" w:w="75"/>
+              <w:bottom w:type="dxa" w:w="20"/>
               <w:right w:type="dxa" w:w="75"/>
             </w:tcMar>
           </w:tcPr>
@@ -2890,9 +2890,9 @@
               <w:right w:val="single" w:color="D9DDE8" w:sz="4"/>
             </w:tcBorders>
             <w:tcMar>
-              <w:top w:type="dxa" w:w="30"/>
-              <w:left w:type="dxa" w:w="75"/>
-              <w:bottom w:type="dxa" w:w="30"/>
+              <w:top w:type="dxa" w:w="20"/>
+              <w:left w:type="dxa" w:w="75"/>
+              <w:bottom w:type="dxa" w:w="20"/>
               <w:right w:type="dxa" w:w="75"/>
             </w:tcMar>
           </w:tcPr>
@@ -2919,9 +2919,9 @@
               <w:right w:val="single" w:color="D9DDE8" w:sz="4"/>
             </w:tcBorders>
             <w:tcMar>
-              <w:top w:type="dxa" w:w="30"/>
-              <w:left w:type="dxa" w:w="75"/>
-              <w:bottom w:type="dxa" w:w="30"/>
+              <w:top w:type="dxa" w:w="20"/>
+              <w:left w:type="dxa" w:w="75"/>
+              <w:bottom w:type="dxa" w:w="20"/>
               <w:right w:type="dxa" w:w="75"/>
             </w:tcMar>
           </w:tcPr>
@@ -2948,9 +2948,9 @@
               <w:right w:val="single" w:color="D9DDE8" w:sz="4"/>
             </w:tcBorders>
             <w:tcMar>
-              <w:top w:type="dxa" w:w="30"/>
-              <w:left w:type="dxa" w:w="75"/>
-              <w:bottom w:type="dxa" w:w="30"/>
+              <w:top w:type="dxa" w:w="20"/>
+              <w:left w:type="dxa" w:w="75"/>
+              <w:bottom w:type="dxa" w:w="20"/>
               <w:right w:type="dxa" w:w="75"/>
             </w:tcMar>
           </w:tcPr>
@@ -2992,9 +2992,9 @@
             </w:tcBorders>
             <w:shd w:fill="F7F8FC" w:color="auto" w:val="clear"/>
             <w:tcMar>
-              <w:top w:type="dxa" w:w="30"/>
-              <w:left w:type="dxa" w:w="75"/>
-              <w:bottom w:type="dxa" w:w="30"/>
+              <w:top w:type="dxa" w:w="20"/>
+              <w:left w:type="dxa" w:w="75"/>
+              <w:bottom w:type="dxa" w:w="20"/>
               <w:right w:type="dxa" w:w="75"/>
             </w:tcMar>
           </w:tcPr>
@@ -3022,9 +3022,9 @@
             </w:tcBorders>
             <w:shd w:fill="F7F8FC" w:color="auto" w:val="clear"/>
             <w:tcMar>
-              <w:top w:type="dxa" w:w="30"/>
-              <w:left w:type="dxa" w:w="75"/>
-              <w:bottom w:type="dxa" w:w="30"/>
+              <w:top w:type="dxa" w:w="20"/>
+              <w:left w:type="dxa" w:w="75"/>
+              <w:bottom w:type="dxa" w:w="20"/>
               <w:right w:type="dxa" w:w="75"/>
             </w:tcMar>
           </w:tcPr>
@@ -3052,9 +3052,9 @@
             </w:tcBorders>
             <w:shd w:fill="F7F8FC" w:color="auto" w:val="clear"/>
             <w:tcMar>
-              <w:top w:type="dxa" w:w="30"/>
-              <w:left w:type="dxa" w:w="75"/>
-              <w:bottom w:type="dxa" w:w="30"/>
+              <w:top w:type="dxa" w:w="20"/>
+              <w:left w:type="dxa" w:w="75"/>
+              <w:bottom w:type="dxa" w:w="20"/>
               <w:right w:type="dxa" w:w="75"/>
             </w:tcMar>
           </w:tcPr>
@@ -3082,9 +3082,9 @@
             </w:tcBorders>
             <w:shd w:fill="F7F8FC" w:color="auto" w:val="clear"/>
             <w:tcMar>
-              <w:top w:type="dxa" w:w="30"/>
-              <w:left w:type="dxa" w:w="75"/>
-              <w:bottom w:type="dxa" w:w="30"/>
+              <w:top w:type="dxa" w:w="20"/>
+              <w:left w:type="dxa" w:w="75"/>
+              <w:bottom w:type="dxa" w:w="20"/>
               <w:right w:type="dxa" w:w="75"/>
             </w:tcMar>
           </w:tcPr>
@@ -3116,9 +3116,9 @@
               <w:right w:val="single" w:color="D9DDE8" w:sz="4"/>
             </w:tcBorders>
             <w:tcMar>
-              <w:top w:type="dxa" w:w="30"/>
-              <w:left w:type="dxa" w:w="75"/>
-              <w:bottom w:type="dxa" w:w="30"/>
+              <w:top w:type="dxa" w:w="20"/>
+              <w:left w:type="dxa" w:w="75"/>
+              <w:bottom w:type="dxa" w:w="20"/>
               <w:right w:type="dxa" w:w="75"/>
             </w:tcMar>
           </w:tcPr>
@@ -3145,9 +3145,9 @@
               <w:right w:val="single" w:color="D9DDE8" w:sz="4"/>
             </w:tcBorders>
             <w:tcMar>
-              <w:top w:type="dxa" w:w="30"/>
-              <w:left w:type="dxa" w:w="75"/>
-              <w:bottom w:type="dxa" w:w="30"/>
+              <w:top w:type="dxa" w:w="20"/>
+              <w:left w:type="dxa" w:w="75"/>
+              <w:bottom w:type="dxa" w:w="20"/>
               <w:right w:type="dxa" w:w="75"/>
             </w:tcMar>
           </w:tcPr>
@@ -3174,9 +3174,9 @@
               <w:right w:val="single" w:color="D9DDE8" w:sz="4"/>
             </w:tcBorders>
             <w:tcMar>
-              <w:top w:type="dxa" w:w="30"/>
-              <w:left w:type="dxa" w:w="75"/>
-              <w:bottom w:type="dxa" w:w="30"/>
+              <w:top w:type="dxa" w:w="20"/>
+              <w:left w:type="dxa" w:w="75"/>
+              <w:bottom w:type="dxa" w:w="20"/>
               <w:right w:type="dxa" w:w="75"/>
             </w:tcMar>
           </w:tcPr>
@@ -3203,9 +3203,9 @@
               <w:right w:val="single" w:color="D9DDE8" w:sz="4"/>
             </w:tcBorders>
             <w:tcMar>
-              <w:top w:type="dxa" w:w="30"/>
-              <w:left w:type="dxa" w:w="75"/>
-              <w:bottom w:type="dxa" w:w="30"/>
+              <w:top w:type="dxa" w:w="20"/>
+              <w:left w:type="dxa" w:w="75"/>
+              <w:bottom w:type="dxa" w:w="20"/>
               <w:right w:type="dxa" w:w="75"/>
             </w:tcMar>
           </w:tcPr>
@@ -3247,9 +3247,9 @@
             </w:tcBorders>
             <w:shd w:fill="F7F8FC" w:color="auto" w:val="clear"/>
             <w:tcMar>
-              <w:top w:type="dxa" w:w="30"/>
-              <w:left w:type="dxa" w:w="75"/>
-              <w:bottom w:type="dxa" w:w="30"/>
+              <w:top w:type="dxa" w:w="20"/>
+              <w:left w:type="dxa" w:w="75"/>
+              <w:bottom w:type="dxa" w:w="20"/>
               <w:right w:type="dxa" w:w="75"/>
             </w:tcMar>
           </w:tcPr>
@@ -3277,9 +3277,9 @@
             </w:tcBorders>
             <w:shd w:fill="F7F8FC" w:color="auto" w:val="clear"/>
             <w:tcMar>
-              <w:top w:type="dxa" w:w="30"/>
-              <w:left w:type="dxa" w:w="75"/>
-              <w:bottom w:type="dxa" w:w="30"/>
+              <w:top w:type="dxa" w:w="20"/>
+              <w:left w:type="dxa" w:w="75"/>
+              <w:bottom w:type="dxa" w:w="20"/>
               <w:right w:type="dxa" w:w="75"/>
             </w:tcMar>
           </w:tcPr>
@@ -3307,9 +3307,9 @@
             </w:tcBorders>
             <w:shd w:fill="F7F8FC" w:color="auto" w:val="clear"/>
             <w:tcMar>
-              <w:top w:type="dxa" w:w="30"/>
-              <w:left w:type="dxa" w:w="75"/>
-              <w:bottom w:type="dxa" w:w="30"/>
+              <w:top w:type="dxa" w:w="20"/>
+              <w:left w:type="dxa" w:w="75"/>
+              <w:bottom w:type="dxa" w:w="20"/>
               <w:right w:type="dxa" w:w="75"/>
             </w:tcMar>
           </w:tcPr>
@@ -3337,9 +3337,9 @@
             </w:tcBorders>
             <w:shd w:fill="F7F8FC" w:color="auto" w:val="clear"/>
             <w:tcMar>
-              <w:top w:type="dxa" w:w="30"/>
-              <w:left w:type="dxa" w:w="75"/>
-              <w:bottom w:type="dxa" w:w="30"/>
+              <w:top w:type="dxa" w:w="20"/>
+              <w:left w:type="dxa" w:w="75"/>
+              <w:bottom w:type="dxa" w:w="20"/>
               <w:right w:type="dxa" w:w="75"/>
             </w:tcMar>
           </w:tcPr>
@@ -3401,9 +3401,9 @@
               <w:right w:val="none" w:color="FFFFFF" w:sz="0"/>
             </w:tcBorders>
             <w:tcMar>
-              <w:top w:type="dxa" w:w="30"/>
-              <w:left w:type="dxa" w:w="75"/>
-              <w:bottom w:type="dxa" w:w="30"/>
+              <w:top w:type="dxa" w:w="20"/>
+              <w:left w:type="dxa" w:w="75"/>
+              <w:bottom w:type="dxa" w:w="20"/>
               <w:right w:type="dxa" w:w="75"/>
             </w:tcMar>
           </w:tcPr>
@@ -3430,7 +3430,7 @@
             <w:r>
               <w:drawing>
                 <wp:inline distT="0" distB="0" distL="0" distR="0">
-                  <wp:extent cx="2381250" cy="1333500"/>
+                  <wp:extent cx="2238375" cy="1257300"/>
                   <wp:effectExtent t="0" r="0" b="0" l="0"/>
                   <wp:docPr id="1" name="T1-debrief" descr="T1-debrief" title="T1-debrief"/>
                   <wp:cNvGraphicFramePr>
@@ -3455,7 +3455,7 @@
                         <pic:spPr bwMode="auto">
                           <a:xfrm>
                             <a:off x="0" y="0"/>
-                            <a:ext cx="2381250" cy="1333500"/>
+                            <a:ext cx="2238375" cy="1257300"/>
                           </a:xfrm>
                           <a:prstGeom prst="rect">
                             <a:avLst/>
@@ -3553,9 +3553,9 @@
               <w:right w:val="none" w:color="FFFFFF" w:sz="0"/>
             </w:tcBorders>
             <w:tcMar>
-              <w:top w:type="dxa" w:w="30"/>
-              <w:left w:type="dxa" w:w="75"/>
-              <w:bottom w:type="dxa" w:w="30"/>
+              <w:top w:type="dxa" w:w="20"/>
+              <w:left w:type="dxa" w:w="75"/>
+              <w:bottom w:type="dxa" w:w="20"/>
               <w:right w:type="dxa" w:w="75"/>
             </w:tcMar>
           </w:tcPr>
@@ -3582,7 +3582,7 @@
             <w:r>
               <w:drawing>
                 <wp:inline distT="0" distB="0" distL="0" distR="0">
-                  <wp:extent cx="2466975" cy="1362075"/>
+                  <wp:extent cx="2333625" cy="1285875"/>
                   <wp:effectExtent t="0" r="0" b="0" l="0"/>
                   <wp:docPr id="1" name="T2-concept" descr="T2-concept" title="T2-concept"/>
                   <wp:cNvGraphicFramePr>
@@ -3607,7 +3607,7 @@
                         <pic:spPr bwMode="auto">
                           <a:xfrm>
                             <a:off x="0" y="0"/>
-                            <a:ext cx="2466975" cy="1362075"/>
+                            <a:ext cx="2333625" cy="1285875"/>
                           </a:xfrm>
                           <a:prstGeom prst="rect">
                             <a:avLst/>
@@ -3697,6 +3697,80 @@
         </w:tc>
       </w:tr>
     </w:tbl>
+    <w:p>
+      <w:pPr>
+        <w:keepNext/>
+        <w:spacing w:after="10" w:before="40"/>
+      </w:pPr>
+      <w:r>
+        <w:rPr>
+          <w:b/>
+          <w:bCs/>
+          <w:color w:val="6D4BD1"/>
+          <w:sz w:val="16"/>
+          <w:szCs w:val="16"/>
+        </w:rPr>
+        <w:t xml:space="preserve">References</w:t>
+      </w:r>
+    </w:p>
+    <w:p>
+      <w:pPr>
+        <w:spacing w:after="10" w:line="220"/>
+        <w:ind w:left="360" w:hanging="360"/>
+      </w:pPr>
+      <w:r>
+        <w:rPr>
+          <w:sz w:val="15"/>
+          <w:szCs w:val="15"/>
+        </w:rPr>
+        <w:t xml:space="preserve">INTERMAPS. (2024). </w:t>
+      </w:r>
+      <w:r>
+        <w:rPr>
+          <w:i/>
+          <w:iCs/>
+          <w:sz w:val="15"/>
+          <w:szCs w:val="15"/>
+        </w:rPr>
+        <w:t xml:space="preserve">Relief Maps+</w:t>
+      </w:r>
+      <w:r>
+        <w:rPr>
+          <w:sz w:val="15"/>
+          <w:szCs w:val="15"/>
+        </w:rPr>
+        <w:t xml:space="preserve"> [Web application]. Universitat Pompeu Fabra. https://reliefmaps.upf.edu</w:t>
+      </w:r>
+    </w:p>
+    <w:p>
+      <w:pPr>
+        <w:spacing w:after="10" w:line="220"/>
+        <w:ind w:left="360" w:hanging="360"/>
+      </w:pPr>
+      <w:r>
+        <w:rPr>
+          <w:sz w:val="15"/>
+          <w:szCs w:val="15"/>
+        </w:rPr>
+        <w:t xml:space="preserve">Rodó-Zárate, M. (2023). Intersectionality and the spatiality of emotions in feminist research. </w:t>
+      </w:r>
+      <w:r>
+        <w:rPr>
+          <w:i/>
+          <w:iCs/>
+          <w:sz w:val="15"/>
+          <w:szCs w:val="15"/>
+        </w:rPr>
+        <w:t xml:space="preserve">The Professional Geographer, 75</w:t>
+      </w:r>
+      <w:r>
+        <w:rPr>
+          <w:sz w:val="15"/>
+          <w:szCs w:val="15"/>
+        </w:rPr>
+        <w:t xml:space="preserve">(4), 676–681. https://doi.org/10.1080/00330124.2022.2075406</w:t>
+      </w:r>
+    </w:p>
     <w:sectPr>
       <w:pgSz w:w="12240" w:h="15840" w:orient="portrait"/>
       <w:pgMar w:top="720" w:right="720" w:bottom="720" w:left="720" w:header="708" w:footer="708" w:gutter="0"/>

--- a/docs/Relief-Map-Concept-Document.docx
+++ b/docs/Relief-Map-Concept-Document.docx
@@ -1980,7 +1980,7 @@
           <w:sz w:val="22"/>
           <w:szCs w:val="22"/>
         </w:rPr>
-        <w:t xml:space="preserve">4. Feedback, proposed scoring and learner profile</w:t>
+        <w:t xml:space="preserve">4. Feedback, proposed scoring and gamification</w:t>
       </w:r>
     </w:p>
     <w:p>
@@ -2096,7 +2096,7 @@
           <w:sz w:val="18"/>
           <w:szCs w:val="18"/>
         </w:rPr>
-        <w:t xml:space="preserve">; score = points earned ÷ points possible. Bands: Emerging (under 50%), Developing (50–74%), Proficient (75%+). For learning only: never used for performance review, and no claim to measure implicit bias.</w:t>
+        <w:t xml:space="preserve">; score = points earned ÷ points possible. Bands, shown as 1–3 stars: Emerging (under 50%), Developing (50–74%), Proficient (75%+). For learning only: never used for performance review, and no claim to measure implicit bias.</w:t>
       </w:r>
     </w:p>
     <w:p>
@@ -2115,14 +2115,14 @@
           <w:sz w:val="18"/>
           <w:szCs w:val="18"/>
         </w:rPr>
-        <w:t xml:space="preserve">Learner profile:</w:t>
-      </w:r>
-      <w:r>
-        <w:rPr>
-          <w:sz w:val="18"/>
-          <w:szCs w:val="18"/>
-        </w:rPr>
-        <w:t xml:space="preserve"> photo, banner, headline, duty station, languages and learning goal, with competency scores, badges, recent activity and the dimension the learner most often misses. Demo data resets on refresh; a backup file keeps it.</w:t>
+        <w:t xml:space="preserve">Gamification:</w:t>
+      </w:r>
+      <w:r>
+        <w:rPr>
+          <w:sz w:val="18"/>
+          <w:szCs w:val="18"/>
+        </w:rPr>
+        <w:t xml:space="preserve"> XP for learning actions, never speed; 8 levels; an 8-quest deployment path; a field passport; combos; a Bias Detective mini-game; 18 badges. No leaderboards. The profile shows level, badges and the dimension most often missed.</w:t>
       </w:r>
     </w:p>
     <w:p>
@@ -2424,7 +2424,7 @@
                 <w:sz w:val="15"/>
                 <w:szCs w:val="15"/>
               </w:rPr>
-              <w:t xml:space="preserve"> Rating.  </w:t>
+              <w:t xml:space="preserve"> Rating and XP.  </w:t>
             </w:r>
             <w:r>
               <w:rPr>
@@ -2601,7 +2601,7 @@
           <w:sz w:val="18"/>
           <w:szCs w:val="18"/>
         </w:rPr>
-        <w:t xml:space="preserve"> perspective wall, "who's missing" alert, dimension tags and check, group vote with the guidance revealed afterward, action plan and summary. </w:t>
+        <w:t xml:space="preserve"> perspective wall, "who's missing" alert, dimension tags and check, group vote with the guidance revealed afterward, action plan, summary and four shared team goals. </w:t>
       </w:r>
       <w:r>
         <w:rPr>

--- a/docs/Relief-Map-Concept-Document.docx
+++ b/docs/Relief-Map-Concept-Document.docx
@@ -2122,7 +2122,7 @@
           <w:sz w:val="18"/>
           <w:szCs w:val="18"/>
         </w:rPr>
-        <w:t xml:space="preserve"> XP for learning actions, never speed; 8 levels; an 8-quest deployment path; a field passport; combos; a Bias Detective mini-game; 18 badges. No leaderboards. The profile shows level, badges and the dimension most often missed.</w:t>
+        <w:t xml:space="preserve"> your cartoon agent flies to island modules and scenarios, meets characters in speech-bubble scenes and wins medallions; XP for learning, never speed; 8 levels, 8 quests, combos, a Bias Detective mini-game and 18 badges. No leaderboards.</w:t>
       </w:r>
     </w:p>
     <w:p>

--- a/docs/Relief-Map-Concept-Document.docx
+++ b/docs/Relief-Map-Concept-Document.docx
@@ -2122,7 +2122,7 @@
           <w:sz w:val="18"/>
           <w:szCs w:val="18"/>
         </w:rPr>
-        <w:t xml:space="preserve"> your cartoon agent flies to island modules and scenarios, meets characters in speech-bubble scenes and wins medallions; XP for learning, never speed; 8 levels, 8 quests, combos, a Bias Detective mini-game and 18 badges. No leaderboards.</w:t>
+        <w:t xml:space="preserve"> your avatar flies by airplane to mission contexts on a globe, meets characters in speech-bubble scenes and earns medals; XP for learning, never speed; 8 levels, 8 quests, combos, a Bias Detective mini-game and 18 badges. No leaderboards.</w:t>
       </w:r>
     </w:p>
     <w:p>

--- a/docs/Relief-Map-Concept-Document.docx
+++ b/docs/Relief-Map-Concept-Document.docx
@@ -2122,7 +2122,7 @@
           <w:sz w:val="18"/>
           <w:szCs w:val="18"/>
         </w:rPr>
-        <w:t xml:space="preserve"> your avatar flies by airplane to mission contexts on a globe, meets characters in speech-bubble scenes and earns medals; XP for learning, never speed; 8 levels, 8 quests, combos, a Bias Detective mini-game and 18 badges. No leaderboards.</w:t>
+        <w:t xml:space="preserve"> your avatar flies by airplane to mission contexts on a globe, meets 3D characters in speech-bubble scenes and earns medals; XP for learning, never speed; 8 levels, 8 quests, combos, a Bias Detective mini-game and 18 badges. No leaderboards.</w:t>
       </w:r>
     </w:p>
     <w:p>

--- a/docs/Relief-Map-Concept-Document.docx
+++ b/docs/Relief-Map-Concept-Document.docx
@@ -2122,7 +2122,7 @@
           <w:sz w:val="18"/>
           <w:szCs w:val="18"/>
         </w:rPr>
-        <w:t xml:space="preserve"> your avatar flies by airplane to mission contexts on a globe, meets 3D characters in speech-bubble scenes and earns medals; XP for learning, never speed; 8 levels, 8 quests, combos, a Bias Detective mini-game and 18 badges. No leaderboards.</w:t>
+        <w:t xml:space="preserve"> your avatar flies by airplane to mission contexts on a globe, meets characters in speech-bubble scenes and earns medals; XP for learning, never speed; 8 levels, 8 quests, combos, a Bias Detective mini-game and 18 badges. No leaderboards.</w:t>
       </w:r>
     </w:p>
     <w:p>
